--- a/90d2be1928184766/Vidhya_Parameswaran_Resume_Novartis_20260416.docx
+++ b/90d2be1928184766/Vidhya_Parameswaran_Resume_Novartis_20260416.docx
@@ -148,7 +148,7 @@
           <w:color w:val="1A1A1A"/>
           <w:sz w:val="20"/>
         </w:rPr>
-        <w:t>•  Cross-Functional Team Leadership</w:t>
+        <w:t>•  Publication Strategy</w:t>
       </w:r>
       <w:r>
         <w:rPr>
@@ -156,7 +156,7 @@
           <w:color w:val="1A1A1A"/>
           <w:sz w:val="20"/>
         </w:rPr>
-        <w:t xml:space="preserve">          •  Publication Strategy</w:t>
+        <w:t xml:space="preserve">          •  Patient Preference Studies</w:t>
       </w:r>
     </w:p>
     <w:p>
@@ -169,15 +169,7 @@
           <w:color w:val="1A1A1A"/>
           <w:sz w:val="20"/>
         </w:rPr>
-        <w:t>•  Patient Preference Studies</w:t>
-      </w:r>
-      <w:r>
-        <w:rPr>
-          <w:rFonts w:ascii="Calibri" w:hAnsi="Calibri"/>
-          <w:color w:val="1A1A1A"/>
-          <w:sz w:val="20"/>
-        </w:rPr>
-        <w:t xml:space="preserve">          •  Vendor/CRO Management</w:t>
+        <w:t>•  Vendor/CRO Management</w:t>
       </w:r>
     </w:p>
     <w:p>
